--- a/generated/Dennis Dole Resume (SDET).docx
+++ b/generated/Dennis Dole Resume (SDET).docx
@@ -329,13 +329,14 @@
         <w:tblLook w:firstColumn="1" w:firstRow="1" w:lastColumn="0" w:lastRow="0" w:noHBand="0" w:noVBand="1" w:val="04A0"/>
       </w:tblPr>
       <w:tblGrid>
-        <w:gridCol w:w="6800"/>
-        <w:gridCol w:w="2400"/>
+        <w:gridCol w:w="4153"/>
+        <w:gridCol w:w="4203"/>
+        <w:gridCol w:w="1723"/>
       </w:tblGrid>
       <w:tr>
         <w:tc>
           <w:tcPr>
-            <w:tcW w:type="dxa" w:w="5040"/>
+            <w:tcW w:type="dxa" w:w="3360"/>
           </w:tcPr>
           <w:p>
             <w:pPr>
@@ -351,7 +352,23 @@
         </w:tc>
         <w:tc>
           <w:tcPr>
-            <w:tcW w:type="dxa" w:w="5040"/>
+            <w:tcW w:type="dxa" w:w="3360"/>
+          </w:tcPr>
+          <w:p>
+            <w:pPr>
+              <w:spacing w:after="0" w:before="0"/>
+            </w:pPr>
+            <w:r>
+              <w:rPr>
+                <w:b/>
+              </w:rPr>
+              <w:t>Docusign, Inc.</w:t>
+            </w:r>
+          </w:p>
+        </w:tc>
+        <w:tc>
+          <w:tcPr>
+            <w:tcW w:type="dxa" w:w="3360"/>
           </w:tcPr>
           <w:p>
             <w:pPr>
@@ -378,7 +395,7 @@
           <w:color w:val="1F3864"/>
           <w:sz w:val="18"/>
         </w:rPr>
-        <w:t>Docusign, Inc. · Docusign Connect · Connect Test Listener (webhook) · Ruby Webhook Test Interface · x509 Certificate Management</w:t>
+        <w:t>Docusign Connect · Connect Test Listener (webhook) · Ruby Webhook Test Interface · x509 Certificate Management</w:t>
       </w:r>
     </w:p>
     <w:p>
@@ -433,13 +450,14 @@
         <w:tblLook w:firstColumn="1" w:firstRow="1" w:lastColumn="0" w:lastRow="0" w:noHBand="0" w:noVBand="1" w:val="04A0"/>
       </w:tblPr>
       <w:tblGrid>
-        <w:gridCol w:w="6800"/>
-        <w:gridCol w:w="2400"/>
+        <w:gridCol w:w="4153"/>
+        <w:gridCol w:w="4203"/>
+        <w:gridCol w:w="1723"/>
       </w:tblGrid>
       <w:tr>
         <w:tc>
           <w:tcPr>
-            <w:tcW w:type="dxa" w:w="5040"/>
+            <w:tcW w:type="dxa" w:w="3360"/>
           </w:tcPr>
           <w:p>
             <w:pPr>
@@ -455,7 +473,23 @@
         </w:tc>
         <w:tc>
           <w:tcPr>
-            <w:tcW w:type="dxa" w:w="5040"/>
+            <w:tcW w:type="dxa" w:w="3360"/>
+          </w:tcPr>
+          <w:p>
+            <w:pPr>
+              <w:spacing w:after="0" w:before="0"/>
+            </w:pPr>
+            <w:r>
+              <w:rPr>
+                <w:b/>
+              </w:rPr>
+              <w:t>Docusign, Inc.</w:t>
+            </w:r>
+          </w:p>
+        </w:tc>
+        <w:tc>
+          <w:tcPr>
+            <w:tcW w:type="dxa" w:w="3360"/>
           </w:tcPr>
           <w:p>
             <w:pPr>
@@ -482,7 +516,7 @@
           <w:color w:val="1F3864"/>
           <w:sz w:val="18"/>
         </w:rPr>
-        <w:t>Docusign, Inc. · Docusign Connect · Product Incubation Team · Docusign Print Tool (deprecated)</w:t>
+        <w:t>Docusign Connect · Product Incubation Team · Docusign Print Tool (deprecated)</w:t>
       </w:r>
     </w:p>
     <w:p>
@@ -600,13 +634,14 @@
         <w:tblLook w:firstColumn="1" w:firstRow="1" w:lastColumn="0" w:lastRow="0" w:noHBand="0" w:noVBand="1" w:val="04A0"/>
       </w:tblPr>
       <w:tblGrid>
-        <w:gridCol w:w="6800"/>
-        <w:gridCol w:w="2400"/>
+        <w:gridCol w:w="4153"/>
+        <w:gridCol w:w="4203"/>
+        <w:gridCol w:w="1723"/>
       </w:tblGrid>
       <w:tr>
         <w:tc>
           <w:tcPr>
-            <w:tcW w:type="dxa" w:w="5040"/>
+            <w:tcW w:type="dxa" w:w="3360"/>
           </w:tcPr>
           <w:p>
             <w:pPr>
@@ -622,7 +657,23 @@
         </w:tc>
         <w:tc>
           <w:tcPr>
-            <w:tcW w:type="dxa" w:w="5040"/>
+            <w:tcW w:type="dxa" w:w="3360"/>
+          </w:tcPr>
+          <w:p>
+            <w:pPr>
+              <w:spacing w:after="0" w:before="0"/>
+            </w:pPr>
+            <w:r>
+              <w:rPr>
+                <w:b/>
+              </w:rPr>
+              <w:t>Microsoft Engineering Excellence</w:t>
+            </w:r>
+          </w:p>
+        </w:tc>
+        <w:tc>
+          <w:tcPr>
+            <w:tcW w:type="dxa" w:w="3360"/>
           </w:tcPr>
           <w:p>
             <w:pPr>
@@ -649,7 +700,7 @@
           <w:color w:val="1F3864"/>
           <w:sz w:val="18"/>
         </w:rPr>
-        <w:t>Microsoft Engineering Excellence · Team Foundation Server · Microsoft Test Manager · C#</w:t>
+        <w:t>Team Foundation Server · Microsoft Test Manager · C#</w:t>
       </w:r>
     </w:p>
     <w:p>
@@ -677,13 +728,14 @@
         <w:tblLook w:firstColumn="1" w:firstRow="1" w:lastColumn="0" w:lastRow="0" w:noHBand="0" w:noVBand="1" w:val="04A0"/>
       </w:tblPr>
       <w:tblGrid>
-        <w:gridCol w:w="6800"/>
-        <w:gridCol w:w="2400"/>
+        <w:gridCol w:w="4153"/>
+        <w:gridCol w:w="4203"/>
+        <w:gridCol w:w="1723"/>
       </w:tblGrid>
       <w:tr>
         <w:tc>
           <w:tcPr>
-            <w:tcW w:type="dxa" w:w="5040"/>
+            <w:tcW w:type="dxa" w:w="3360"/>
           </w:tcPr>
           <w:p>
             <w:pPr>
@@ -699,7 +751,23 @@
         </w:tc>
         <w:tc>
           <w:tcPr>
-            <w:tcW w:type="dxa" w:w="5040"/>
+            <w:tcW w:type="dxa" w:w="3360"/>
+          </w:tcPr>
+          <w:p>
+            <w:pPr>
+              <w:spacing w:after="0" w:before="0"/>
+            </w:pPr>
+            <w:r>
+              <w:rPr>
+                <w:b/>
+              </w:rPr>
+              <w:t>Amazon</w:t>
+            </w:r>
+          </w:p>
+        </w:tc>
+        <w:tc>
+          <w:tcPr>
+            <w:tcW w:type="dxa" w:w="3360"/>
           </w:tcPr>
           <w:p>
             <w:pPr>
@@ -726,7 +794,7 @@
           <w:color w:val="1F3864"/>
           <w:sz w:val="18"/>
         </w:rPr>
-        <w:t>Amazon · Linux · Eclipse · Hudson · Ant · TestNG · Java · Selenium</w:t>
+        <w:t>Linux · Eclipse · Hudson · Ant · TestNG · Java · Selenium</w:t>
       </w:r>
     </w:p>
     <w:p>
@@ -745,13 +813,14 @@
         <w:tblLook w:firstColumn="1" w:firstRow="1" w:lastColumn="0" w:lastRow="0" w:noHBand="0" w:noVBand="1" w:val="04A0"/>
       </w:tblPr>
       <w:tblGrid>
-        <w:gridCol w:w="6800"/>
-        <w:gridCol w:w="2400"/>
+        <w:gridCol w:w="4153"/>
+        <w:gridCol w:w="4203"/>
+        <w:gridCol w:w="1723"/>
       </w:tblGrid>
       <w:tr>
         <w:tc>
           <w:tcPr>
-            <w:tcW w:type="dxa" w:w="5040"/>
+            <w:tcW w:type="dxa" w:w="3360"/>
           </w:tcPr>
           <w:p>
             <w:pPr>
@@ -767,7 +836,23 @@
         </w:tc>
         <w:tc>
           <w:tcPr>
-            <w:tcW w:type="dxa" w:w="5040"/>
+            <w:tcW w:type="dxa" w:w="3360"/>
+          </w:tcPr>
+          <w:p>
+            <w:pPr>
+              <w:spacing w:after="0" w:before="0"/>
+            </w:pPr>
+            <w:r>
+              <w:rPr>
+                <w:b/>
+              </w:rPr>
+              <w:t>Microsoft Live</w:t>
+            </w:r>
+          </w:p>
+        </w:tc>
+        <w:tc>
+          <w:tcPr>
+            <w:tcW w:type="dxa" w:w="3360"/>
           </w:tcPr>
           <w:p>
             <w:pPr>
@@ -794,7 +879,7 @@
           <w:color w:val="1F3864"/>
           <w:sz w:val="18"/>
         </w:rPr>
-        <w:t>Microsoft Live · C# · SQL · WTT · Kahuna Automation Framework (KAF) · NUnit · Source Depot · HyperV · Octopus</w:t>
+        <w:t>C# · SQL · WTT · Kahuna Automation Framework (KAF) · NUnit · Source Depot · HyperV · Octopus</w:t>
       </w:r>
     </w:p>
     <w:p>
@@ -831,13 +916,14 @@
         <w:tblLook w:firstColumn="1" w:firstRow="1" w:lastColumn="0" w:lastRow="0" w:noHBand="0" w:noVBand="1" w:val="04A0"/>
       </w:tblPr>
       <w:tblGrid>
-        <w:gridCol w:w="6800"/>
-        <w:gridCol w:w="2400"/>
+        <w:gridCol w:w="4153"/>
+        <w:gridCol w:w="4203"/>
+        <w:gridCol w:w="1723"/>
       </w:tblGrid>
       <w:tr>
         <w:tc>
           <w:tcPr>
-            <w:tcW w:type="dxa" w:w="5040"/>
+            <w:tcW w:type="dxa" w:w="3360"/>
           </w:tcPr>
           <w:p>
             <w:pPr>
@@ -853,7 +939,23 @@
         </w:tc>
         <w:tc>
           <w:tcPr>
-            <w:tcW w:type="dxa" w:w="5040"/>
+            <w:tcW w:type="dxa" w:w="3360"/>
+          </w:tcPr>
+          <w:p>
+            <w:pPr>
+              <w:spacing w:after="0" w:before="0"/>
+            </w:pPr>
+            <w:r>
+              <w:rPr>
+                <w:b/>
+              </w:rPr>
+              <w:t>Microsoft Health Solutions Group</w:t>
+            </w:r>
+          </w:p>
+        </w:tc>
+        <w:tc>
+          <w:tcPr>
+            <w:tcW w:type="dxa" w:w="3360"/>
           </w:tcPr>
           <w:p>
             <w:pPr>
@@ -880,7 +982,7 @@
           <w:color w:val="1F3864"/>
           <w:sz w:val="18"/>
         </w:rPr>
-        <w:t>Microsoft Health Solutions Group · C# · SQL · WTT · Echo · KAF · NUnit · iMacros · REST · XML · HyperV</w:t>
+        <w:t>C# · SQL · WTT · Echo · KAF · NUnit · iMacros · REST · XML · HyperV</w:t>
       </w:r>
     </w:p>
     <w:p>
@@ -935,13 +1037,14 @@
         <w:tblLook w:firstColumn="1" w:firstRow="1" w:lastColumn="0" w:lastRow="0" w:noHBand="0" w:noVBand="1" w:val="04A0"/>
       </w:tblPr>
       <w:tblGrid>
-        <w:gridCol w:w="6800"/>
-        <w:gridCol w:w="2400"/>
+        <w:gridCol w:w="4153"/>
+        <w:gridCol w:w="4203"/>
+        <w:gridCol w:w="1723"/>
       </w:tblGrid>
       <w:tr>
         <w:tc>
           <w:tcPr>
-            <w:tcW w:type="dxa" w:w="5040"/>
+            <w:tcW w:type="dxa" w:w="3360"/>
           </w:tcPr>
           <w:p>
             <w:pPr>
@@ -957,7 +1060,23 @@
         </w:tc>
         <w:tc>
           <w:tcPr>
-            <w:tcW w:type="dxa" w:w="5040"/>
+            <w:tcW w:type="dxa" w:w="3360"/>
+          </w:tcPr>
+          <w:p>
+            <w:pPr>
+              <w:spacing w:after="0" w:before="0"/>
+            </w:pPr>
+            <w:r>
+              <w:rPr>
+                <w:b/>
+              </w:rPr>
+              <w:t>Cosworth Tech Inc. / MAHLE Powertrain LLC</w:t>
+            </w:r>
+          </w:p>
+        </w:tc>
+        <w:tc>
+          <w:tcPr>
+            <w:tcW w:type="dxa" w:w="3360"/>
           </w:tcPr>
           <w:p>
             <w:pPr>
@@ -984,7 +1103,7 @@
           <w:color w:val="1F3864"/>
           <w:sz w:val="18"/>
         </w:rPr>
-        <w:t>Cosworth Tech Inc. / MAHLE Powertrain LLC · Borland JBuilder · Java · Swing · Borland C++ · Oracle SQL · PVCS/Serena</w:t>
+        <w:t>Borland JBuilder · Java · Swing · Borland C++ · Oracle SQL · PVCS/Serena</w:t>
       </w:r>
     </w:p>
     <w:p>
@@ -1012,13 +1131,14 @@
         <w:tblLook w:firstColumn="1" w:firstRow="1" w:lastColumn="0" w:lastRow="0" w:noHBand="0" w:noVBand="1" w:val="04A0"/>
       </w:tblPr>
       <w:tblGrid>
-        <w:gridCol w:w="6800"/>
-        <w:gridCol w:w="2400"/>
+        <w:gridCol w:w="4153"/>
+        <w:gridCol w:w="4203"/>
+        <w:gridCol w:w="1723"/>
       </w:tblGrid>
       <w:tr>
         <w:tc>
           <w:tcPr>
-            <w:tcW w:type="dxa" w:w="5040"/>
+            <w:tcW w:type="dxa" w:w="3360"/>
           </w:tcPr>
           <w:p>
             <w:pPr>
@@ -1034,7 +1154,23 @@
         </w:tc>
         <w:tc>
           <w:tcPr>
-            <w:tcW w:type="dxa" w:w="5040"/>
+            <w:tcW w:type="dxa" w:w="3360"/>
+          </w:tcPr>
+          <w:p>
+            <w:pPr>
+              <w:spacing w:after="0" w:before="0"/>
+            </w:pPr>
+            <w:r>
+              <w:rPr>
+                <w:b/>
+              </w:rPr>
+              <w:t>Cosworth Tech Inc. / MAHLE Powertrain LLC</w:t>
+            </w:r>
+          </w:p>
+        </w:tc>
+        <w:tc>
+          <w:tcPr>
+            <w:tcW w:type="dxa" w:w="3360"/>
           </w:tcPr>
           <w:p>
             <w:pPr>
@@ -1061,7 +1197,7 @@
           <w:color w:val="1F3864"/>
           <w:sz w:val="18"/>
         </w:rPr>
-        <w:t>Cosworth Tech Inc. / MAHLE Powertrain LLC · Excel · iMacros · Visual Basic · Team Track</w:t>
+        <w:t>Excel · iMacros · Visual Basic · Team Track</w:t>
       </w:r>
     </w:p>
     <w:p>

--- a/generated/Dennis Dole Resume (SDET).docx
+++ b/generated/Dennis Dole Resume (SDET).docx
@@ -79,7 +79,7 @@
         <w:t xml:space="preserve">Languages: </w:t>
       </w:r>
       <w:r>
-        <w:t>C#, Ruby, Python, Java, PHP, Node.js, Bash, PowerShell, C++</w:t>
+        <w:t>C#, Ruby, Python, Java, PHP, Node.js, Bash, PowerShell, C++, Lisp, Visual Basic, JavaScript</w:t>
       </w:r>
     </w:p>
     <w:p>
@@ -94,6 +94,20 @@
       </w:r>
       <w:r>
         <w:t>REST API design, Apache HTTPD/Tomcat, IIS, nginx, Node.js, MongoDB</w:t>
+      </w:r>
+    </w:p>
+    <w:p>
+      <w:pPr>
+        <w:spacing w:after="40" w:before="0"/>
+      </w:pPr>
+      <w:r>
+        <w:rPr>
+          <w:b/>
+        </w:rPr>
+        <w:t xml:space="preserve">Operating Systems: </w:t>
+      </w:r>
+      <w:r>
+        <w:t>Windows, Unix, Linux, custom</w:t>
       </w:r>
     </w:p>
     <w:p>
@@ -191,7 +205,7 @@
         <w:t xml:space="preserve">Databases &amp; Query Languages: </w:t>
       </w:r>
       <w:r>
-        <w:t>SQL, Kusto, MongoDB</w:t>
+        <w:t>SQL, Kusto, MongoDB, Kusto Query Language, KQL</w:t>
       </w:r>
     </w:p>
     <w:p>
@@ -304,6 +318,20 @@
       </w:r>
       <w:r>
         <w:t>PagerDuty</w:t>
+      </w:r>
+    </w:p>
+    <w:p>
+      <w:pPr>
+        <w:spacing w:after="40" w:before="0"/>
+      </w:pPr>
+      <w:r>
+        <w:rPr>
+          <w:b/>
+        </w:rPr>
+        <w:t xml:space="preserve">Soft Skills: </w:t>
+      </w:r>
+      <w:r>
+        <w:t>listening, empathy, communication, understanding, delegation, collaboration, critical thinking, adaptability</w:t>
       </w:r>
     </w:p>
     <w:p>

--- a/generated/Dennis Dole Resume (SDET).docx
+++ b/generated/Dennis Dole Resume (SDET).docx
@@ -423,7 +423,7 @@
           <w:color w:val="1F3864"/>
           <w:sz w:val="18"/>
         </w:rPr>
-        <w:t>Docusign Connect · Connect Test Listener (webhook) · Ruby Webhook Test Interface · x509 Certificate Management</w:t>
+        <w:t>Docusign Connect, Connect Test Listener (webhook), Ruby Webhook Test Interface, x509 Certificate Management</w:t>
       </w:r>
     </w:p>
     <w:p>
@@ -544,7 +544,7 @@
           <w:color w:val="1F3864"/>
           <w:sz w:val="18"/>
         </w:rPr>
-        <w:t>Docusign Connect · Product Incubation Team · Docusign Print Tool (deprecated)</w:t>
+        <w:t>Docusign Connect, Product Incubation Team, Docusign Print Tool (deprecated)</w:t>
       </w:r>
     </w:p>
     <w:p>
@@ -728,7 +728,7 @@
           <w:color w:val="1F3864"/>
           <w:sz w:val="18"/>
         </w:rPr>
-        <w:t>Team Foundation Server · Microsoft Test Manager · C#</w:t>
+        <w:t>Team Foundation Server, Microsoft Test Manager, C#</w:t>
       </w:r>
     </w:p>
     <w:p>
@@ -822,7 +822,7 @@
           <w:color w:val="1F3864"/>
           <w:sz w:val="18"/>
         </w:rPr>
-        <w:t>Linux · Eclipse · Hudson · Ant · TestNG · Java · Selenium</w:t>
+        <w:t>Linux, Eclipse, Hudson, Ant, TestNG, Java, Selenium</w:t>
       </w:r>
     </w:p>
     <w:p>
@@ -907,7 +907,7 @@
           <w:color w:val="1F3864"/>
           <w:sz w:val="18"/>
         </w:rPr>
-        <w:t>C# · SQL · WTT · Kahuna Automation Framework (KAF) · NUnit · Source Depot · HyperV · Octopus</w:t>
+        <w:t>C#, SQL, WTT, Kahuna Automation Framework (KAF), NUnit, Source Depot, HyperV, Octopus</w:t>
       </w:r>
     </w:p>
     <w:p>
@@ -1010,7 +1010,7 @@
           <w:color w:val="1F3864"/>
           <w:sz w:val="18"/>
         </w:rPr>
-        <w:t>C# · SQL · WTT · Echo · KAF · NUnit · iMacros · REST · XML · HyperV</w:t>
+        <w:t>C#, SQL, WTT, Echo, KAF, NUnit, iMacros, REST, XML, HyperV</w:t>
       </w:r>
     </w:p>
     <w:p>
@@ -1131,7 +1131,7 @@
           <w:color w:val="1F3864"/>
           <w:sz w:val="18"/>
         </w:rPr>
-        <w:t>Borland JBuilder · Java · Swing · Borland C++ · Oracle SQL · PVCS/Serena</w:t>
+        <w:t>Borland JBuilder, Java, Swing, Borland C++, Oracle SQL, PVCS/Serena</w:t>
       </w:r>
     </w:p>
     <w:p>
@@ -1225,7 +1225,7 @@
           <w:color w:val="1F3864"/>
           <w:sz w:val="18"/>
         </w:rPr>
-        <w:t>Excel · iMacros · Visual Basic · Team Track</w:t>
+        <w:t>Excel, iMacros, Visual Basic, Team Track</w:t>
       </w:r>
     </w:p>
     <w:p>

--- a/generated/Dennis Dole Resume (SDET).docx
+++ b/generated/Dennis Dole Resume (SDET).docx
@@ -25,7 +25,7 @@
         <w:rPr>
           <w:sz w:val="17"/>
         </w:rPr>
-        <w:t>Dennis.Dole@djdole.net · 734-218-2358 · linkedin.com/in/djdole · profile.indeed.com/p/dennisd-9lrkjhr</w:t>
+        <w:t>Dennis.Dole@djdole.net · 734-218-2358 · https://www.linkedin.com/in/djdole/ · https://github.com/djdole</w:t>
       </w:r>
     </w:p>
     <w:p>

--- a/generated/Dennis Dole Resume (SDET).docx
+++ b/generated/Dennis Dole Resume (SDET).docx
@@ -357,9 +357,9 @@
         <w:tblLook w:firstColumn="1" w:firstRow="1" w:lastColumn="0" w:lastRow="0" w:noHBand="0" w:noVBand="1" w:val="04A0"/>
       </w:tblPr>
       <w:tblGrid>
-        <w:gridCol w:w="4153"/>
+        <w:gridCol w:w="4037"/>
         <w:gridCol w:w="4203"/>
-        <w:gridCol w:w="1723"/>
+        <w:gridCol w:w="1839"/>
       </w:tblGrid>
       <w:tr>
         <w:tc>
@@ -407,7 +407,7 @@
               <w:rPr>
                 <w:b/>
               </w:rPr>
-              <w:t>2024-03 - 2025-07</w:t>
+              <w:t>2024-03 to 2025-07</w:t>
             </w:r>
           </w:p>
         </w:tc>
@@ -423,7 +423,7 @@
           <w:color w:val="1F3864"/>
           <w:sz w:val="18"/>
         </w:rPr>
-        <w:t>Docusign Connect · Connect Test Listener (webhook) · Ruby Webhook Test Interface · x509 Certificate Management</w:t>
+        <w:t>Docusign Connect, Connect Test Listener (webhook), Ruby Webhook Test Interface, x509 Certificate Management</w:t>
       </w:r>
     </w:p>
     <w:p>
@@ -478,9 +478,9 @@
         <w:tblLook w:firstColumn="1" w:firstRow="1" w:lastColumn="0" w:lastRow="0" w:noHBand="0" w:noVBand="1" w:val="04A0"/>
       </w:tblPr>
       <w:tblGrid>
-        <w:gridCol w:w="4153"/>
+        <w:gridCol w:w="4037"/>
         <w:gridCol w:w="4203"/>
-        <w:gridCol w:w="1723"/>
+        <w:gridCol w:w="1839"/>
       </w:tblGrid>
       <w:tr>
         <w:tc>
@@ -528,7 +528,7 @@
               <w:rPr>
                 <w:b/>
               </w:rPr>
-              <w:t>2013-11 - 2024-03</w:t>
+              <w:t>2013-11 to 2024-03</w:t>
             </w:r>
           </w:p>
         </w:tc>
@@ -544,7 +544,7 @@
           <w:color w:val="1F3864"/>
           <w:sz w:val="18"/>
         </w:rPr>
-        <w:t>Docusign Connect · Product Incubation Team · Docusign Print Tool (deprecated)</w:t>
+        <w:t>Docusign Connect, Product Incubation Team, Docusign Print Tool (deprecated)</w:t>
       </w:r>
     </w:p>
     <w:p>
@@ -662,9 +662,9 @@
         <w:tblLook w:firstColumn="1" w:firstRow="1" w:lastColumn="0" w:lastRow="0" w:noHBand="0" w:noVBand="1" w:val="04A0"/>
       </w:tblPr>
       <w:tblGrid>
-        <w:gridCol w:w="4153"/>
+        <w:gridCol w:w="4037"/>
         <w:gridCol w:w="4203"/>
-        <w:gridCol w:w="1723"/>
+        <w:gridCol w:w="1839"/>
       </w:tblGrid>
       <w:tr>
         <w:tc>
@@ -712,7 +712,7 @@
               <w:rPr>
                 <w:b/>
               </w:rPr>
-              <w:t>2012-01 - 2013-06</w:t>
+              <w:t>2012-01 to 2013-06</w:t>
             </w:r>
           </w:p>
         </w:tc>
@@ -728,7 +728,7 @@
           <w:color w:val="1F3864"/>
           <w:sz w:val="18"/>
         </w:rPr>
-        <w:t>Team Foundation Server · Microsoft Test Manager · C#</w:t>
+        <w:t>Team Foundation Server, Microsoft Test Manager, C#</w:t>
       </w:r>
     </w:p>
     <w:p>
@@ -756,9 +756,9 @@
         <w:tblLook w:firstColumn="1" w:firstRow="1" w:lastColumn="0" w:lastRow="0" w:noHBand="0" w:noVBand="1" w:val="04A0"/>
       </w:tblPr>
       <w:tblGrid>
-        <w:gridCol w:w="4153"/>
+        <w:gridCol w:w="4037"/>
         <w:gridCol w:w="4203"/>
-        <w:gridCol w:w="1723"/>
+        <w:gridCol w:w="1839"/>
       </w:tblGrid>
       <w:tr>
         <w:tc>
@@ -806,7 +806,7 @@
               <w:rPr>
                 <w:b/>
               </w:rPr>
-              <w:t>2011-11 - 2012-01</w:t>
+              <w:t>2011-11 to 2012-01</w:t>
             </w:r>
           </w:p>
         </w:tc>
@@ -822,7 +822,7 @@
           <w:color w:val="1F3864"/>
           <w:sz w:val="18"/>
         </w:rPr>
-        <w:t>Linux · Eclipse · Hudson · Ant · TestNG · Java · Selenium</w:t>
+        <w:t>Linux, Eclipse, Hudson, Ant, TestNG, Java, Selenium</w:t>
       </w:r>
     </w:p>
     <w:p>
@@ -841,9 +841,9 @@
         <w:tblLook w:firstColumn="1" w:firstRow="1" w:lastColumn="0" w:lastRow="0" w:noHBand="0" w:noVBand="1" w:val="04A0"/>
       </w:tblPr>
       <w:tblGrid>
-        <w:gridCol w:w="4153"/>
+        <w:gridCol w:w="4037"/>
         <w:gridCol w:w="4203"/>
-        <w:gridCol w:w="1723"/>
+        <w:gridCol w:w="1839"/>
       </w:tblGrid>
       <w:tr>
         <w:tc>
@@ -891,7 +891,7 @@
               <w:rPr>
                 <w:b/>
               </w:rPr>
-              <w:t>2011-04 - 2011-10</w:t>
+              <w:t>2011-04 to 2011-10</w:t>
             </w:r>
           </w:p>
         </w:tc>
@@ -907,7 +907,7 @@
           <w:color w:val="1F3864"/>
           <w:sz w:val="18"/>
         </w:rPr>
-        <w:t>C# · SQL · WTT · Kahuna Automation Framework (KAF) · NUnit · Source Depot · HyperV · Octopus</w:t>
+        <w:t>C#, SQL, WTT, Kahuna Automation Framework (KAF), NUnit, Source Depot, HyperV, Octopus</w:t>
       </w:r>
     </w:p>
     <w:p>
@@ -944,9 +944,9 @@
         <w:tblLook w:firstColumn="1" w:firstRow="1" w:lastColumn="0" w:lastRow="0" w:noHBand="0" w:noVBand="1" w:val="04A0"/>
       </w:tblPr>
       <w:tblGrid>
-        <w:gridCol w:w="4153"/>
+        <w:gridCol w:w="4037"/>
         <w:gridCol w:w="4203"/>
-        <w:gridCol w:w="1723"/>
+        <w:gridCol w:w="1839"/>
       </w:tblGrid>
       <w:tr>
         <w:tc>
@@ -994,7 +994,7 @@
               <w:rPr>
                 <w:b/>
               </w:rPr>
-              <w:t>2008-02 - 2010-11</w:t>
+              <w:t>2008-02 to 2010-11</w:t>
             </w:r>
           </w:p>
         </w:tc>
@@ -1010,7 +1010,7 @@
           <w:color w:val="1F3864"/>
           <w:sz w:val="18"/>
         </w:rPr>
-        <w:t>C# · SQL · WTT · Echo · KAF · NUnit · iMacros · REST · XML · HyperV</w:t>
+        <w:t>C#, SQL, WTT, Echo, KAF, NUnit, iMacros, REST, XML, HyperV</w:t>
       </w:r>
     </w:p>
     <w:p>
@@ -1065,9 +1065,9 @@
         <w:tblLook w:firstColumn="1" w:firstRow="1" w:lastColumn="0" w:lastRow="0" w:noHBand="0" w:noVBand="1" w:val="04A0"/>
       </w:tblPr>
       <w:tblGrid>
-        <w:gridCol w:w="4153"/>
+        <w:gridCol w:w="4037"/>
         <w:gridCol w:w="4203"/>
-        <w:gridCol w:w="1723"/>
+        <w:gridCol w:w="1839"/>
       </w:tblGrid>
       <w:tr>
         <w:tc>
@@ -1115,7 +1115,7 @@
               <w:rPr>
                 <w:b/>
               </w:rPr>
-              <w:t>2006-03 - 2008-02</w:t>
+              <w:t>2006-03 to 2008-02</w:t>
             </w:r>
           </w:p>
         </w:tc>
@@ -1131,7 +1131,7 @@
           <w:color w:val="1F3864"/>
           <w:sz w:val="18"/>
         </w:rPr>
-        <w:t>Borland JBuilder · Java · Swing · Borland C++ · Oracle SQL · PVCS/Serena</w:t>
+        <w:t>Borland JBuilder, Java, Swing, Borland C++, Oracle SQL, PVCS/Serena</w:t>
       </w:r>
     </w:p>
     <w:p>
@@ -1159,9 +1159,9 @@
         <w:tblLook w:firstColumn="1" w:firstRow="1" w:lastColumn="0" w:lastRow="0" w:noHBand="0" w:noVBand="1" w:val="04A0"/>
       </w:tblPr>
       <w:tblGrid>
-        <w:gridCol w:w="4153"/>
+        <w:gridCol w:w="4037"/>
         <w:gridCol w:w="4203"/>
-        <w:gridCol w:w="1723"/>
+        <w:gridCol w:w="1839"/>
       </w:tblGrid>
       <w:tr>
         <w:tc>
@@ -1209,7 +1209,7 @@
               <w:rPr>
                 <w:b/>
               </w:rPr>
-              <w:t>2005-03 - 2006-08</w:t>
+              <w:t>2005-03 to 2006-08</w:t>
             </w:r>
           </w:p>
         </w:tc>
@@ -1225,7 +1225,7 @@
           <w:color w:val="1F3864"/>
           <w:sz w:val="18"/>
         </w:rPr>
-        <w:t>Excel · iMacros · Visual Basic · Team Track</w:t>
+        <w:t>Excel, iMacros, Visual Basic, Team Track</w:t>
       </w:r>
     </w:p>
     <w:p>

--- a/generated/Dennis Dole Resume (SDET).docx
+++ b/generated/Dennis Dole Resume (SDET).docx
@@ -79,7 +79,7 @@
         <w:t xml:space="preserve">Languages: </w:t>
       </w:r>
       <w:r>
-        <w:t>C#, Ruby, Python, Java, PHP, Node.js, Bash, PowerShell, C++, Lisp, Visual Basic, JavaScript</w:t>
+        <w:t>polyglot, C#, Ruby, Python, Java, PHP, Node.js, Bash, PowerShell, C++, Lisp, Visual Basic, JavaScript</w:t>
       </w:r>
     </w:p>
     <w:p>
@@ -423,7 +423,7 @@
           <w:color w:val="1F3864"/>
           <w:sz w:val="18"/>
         </w:rPr>
-        <w:t>Docusign Connect, Connect Test Listener (webhook), Ruby Webhook Test Interface, x509 Certificate Management</w:t>
+        <w:t>Docusign Connect · Connect Test Listener (webhook) · Ruby Webhook Test Interface · x509 Certificate Management</w:t>
       </w:r>
     </w:p>
     <w:p>
@@ -495,7 +495,7 @@
               <w:rPr>
                 <w:b/>
               </w:rPr>
-              <w:t>Software Design Engineer in Test (SDET)</w:t>
+              <w:t>Software Design Engineer in Test</w:t>
             </w:r>
           </w:p>
         </w:tc>
@@ -544,7 +544,7 @@
           <w:color w:val="1F3864"/>
           <w:sz w:val="18"/>
         </w:rPr>
-        <w:t>Docusign Connect, Product Incubation Team, Docusign Print Tool (deprecated)</w:t>
+        <w:t>Docusign Connect · Product Incubation Team · Docusign Print Tool (deprecated)</w:t>
       </w:r>
     </w:p>
     <w:p>
@@ -728,7 +728,7 @@
           <w:color w:val="1F3864"/>
           <w:sz w:val="18"/>
         </w:rPr>
-        <w:t>Team Foundation Server, Microsoft Test Manager, C#</w:t>
+        <w:t>Team Foundation Server · Microsoft Test Manager · C#</w:t>
       </w:r>
     </w:p>
     <w:p>
@@ -822,7 +822,7 @@
           <w:color w:val="1F3864"/>
           <w:sz w:val="18"/>
         </w:rPr>
-        <w:t>Linux, Eclipse, Hudson, Ant, TestNG, Java, Selenium</w:t>
+        <w:t>Linux · Eclipse · Hudson · Ant · TestNG · Java · Selenium</w:t>
       </w:r>
     </w:p>
     <w:p>
@@ -907,7 +907,7 @@
           <w:color w:val="1F3864"/>
           <w:sz w:val="18"/>
         </w:rPr>
-        <w:t>C#, SQL, WTT, Kahuna Automation Framework (KAF), NUnit, Source Depot, HyperV, Octopus</w:t>
+        <w:t>C# · SQL · WTT · Kahuna Automation Framework (KAF) · NUnit · Source Depot · HyperV · Octopus</w:t>
       </w:r>
     </w:p>
     <w:p>
@@ -1010,7 +1010,7 @@
           <w:color w:val="1F3864"/>
           <w:sz w:val="18"/>
         </w:rPr>
-        <w:t>C#, SQL, WTT, Echo, KAF, NUnit, iMacros, REST, XML, HyperV</w:t>
+        <w:t>C# · SQL · WTT · Echo · KAF · NUnit · iMacros · REST · XML · HyperV</w:t>
       </w:r>
     </w:p>
     <w:p>
@@ -1131,7 +1131,7 @@
           <w:color w:val="1F3864"/>
           <w:sz w:val="18"/>
         </w:rPr>
-        <w:t>Borland JBuilder, Java, Swing, Borland C++, Oracle SQL, PVCS/Serena</w:t>
+        <w:t>Borland JBuilder · Java · Swing · Borland C++ · Oracle SQL · PVCS/Serena</w:t>
       </w:r>
     </w:p>
     <w:p>
@@ -1225,7 +1225,7 @@
           <w:color w:val="1F3864"/>
           <w:sz w:val="18"/>
         </w:rPr>
-        <w:t>Excel, iMacros, Visual Basic, Team Track</w:t>
+        <w:t>Excel · iMacros · Visual Basic · Team Track</w:t>
       </w:r>
     </w:p>
     <w:p>

--- a/generated/Dennis Dole Resume (SDET).docx
+++ b/generated/Dennis Dole Resume (SDET).docx
@@ -49,7 +49,7 @@
         <w:spacing w:after="160" w:before="0"/>
       </w:pPr>
       <w:r>
-        <w:t>Software Development Engineer in Test with 22+ years of experience at Docusign, Microsoft, and Amazon, specializing in designing automated test frameworks, building internal test tooling, and debugging complex product issues across distributed systems and webhook integrations. Skilled at driving test coverage, root-causing defects, and partnering with developers and product managers throughout the SDLC. Proven track record mentoring new engineers and leading testing initiatives from planning through release.</w:t>
+        <w:t>Software Development Engineer in Test with years of valuable experience at Docusign, Microsoft, and Amazon, specializing in designing automated test frameworks, building internal test tooling, and debugging complex product issues across distributed systems and webhook integrations. Skilled at driving test coverage, root-causing defects, and partnering with developers and product managers throughout the SDLC. Proven track record mentoring new engineers and leading testing initiatives from planning through release.</w:t>
       </w:r>
     </w:p>
     <w:p>
@@ -357,9 +357,9 @@
         <w:tblLook w:firstColumn="1" w:firstRow="1" w:lastColumn="0" w:lastRow="0" w:noHBand="0" w:noVBand="1" w:val="04A0"/>
       </w:tblPr>
       <w:tblGrid>
-        <w:gridCol w:w="4037"/>
+        <w:gridCol w:w="2739"/>
         <w:gridCol w:w="4203"/>
-        <w:gridCol w:w="1839"/>
+        <w:gridCol w:w="3138"/>
       </w:tblGrid>
       <w:tr>
         <w:tc>
@@ -407,7 +407,7 @@
               <w:rPr>
                 <w:b/>
               </w:rPr>
-              <w:t>2024-03 to 2025-07</w:t>
+              <w:t>March 2024 to July 2025</w:t>
             </w:r>
           </w:p>
         </w:tc>
@@ -478,9 +478,9 @@
         <w:tblLook w:firstColumn="1" w:firstRow="1" w:lastColumn="0" w:lastRow="0" w:noHBand="0" w:noVBand="1" w:val="04A0"/>
       </w:tblPr>
       <w:tblGrid>
-        <w:gridCol w:w="4037"/>
+        <w:gridCol w:w="2739"/>
         <w:gridCol w:w="4203"/>
-        <w:gridCol w:w="1839"/>
+        <w:gridCol w:w="3138"/>
       </w:tblGrid>
       <w:tr>
         <w:tc>
@@ -495,7 +495,7 @@
               <w:rPr>
                 <w:b/>
               </w:rPr>
-              <w:t>Software Design Engineer in Test</w:t>
+              <w:t>Software Design Engineer in Test (SDET)</w:t>
             </w:r>
           </w:p>
         </w:tc>
@@ -528,7 +528,7 @@
               <w:rPr>
                 <w:b/>
               </w:rPr>
-              <w:t>2013-11 to 2024-03</w:t>
+              <w:t>November 2013 to March 2024</w:t>
             </w:r>
           </w:p>
         </w:tc>
@@ -662,9 +662,9 @@
         <w:tblLook w:firstColumn="1" w:firstRow="1" w:lastColumn="0" w:lastRow="0" w:noHBand="0" w:noVBand="1" w:val="04A0"/>
       </w:tblPr>
       <w:tblGrid>
-        <w:gridCol w:w="4037"/>
+        <w:gridCol w:w="2739"/>
         <w:gridCol w:w="4203"/>
-        <w:gridCol w:w="1839"/>
+        <w:gridCol w:w="3138"/>
       </w:tblGrid>
       <w:tr>
         <w:tc>
@@ -712,7 +712,7 @@
               <w:rPr>
                 <w:b/>
               </w:rPr>
-              <w:t>2012-01 to 2013-06</w:t>
+              <w:t>January 2012 to June 2013</w:t>
             </w:r>
           </w:p>
         </w:tc>
@@ -756,9 +756,9 @@
         <w:tblLook w:firstColumn="1" w:firstRow="1" w:lastColumn="0" w:lastRow="0" w:noHBand="0" w:noVBand="1" w:val="04A0"/>
       </w:tblPr>
       <w:tblGrid>
-        <w:gridCol w:w="4037"/>
+        <w:gridCol w:w="2739"/>
         <w:gridCol w:w="4203"/>
-        <w:gridCol w:w="1839"/>
+        <w:gridCol w:w="3138"/>
       </w:tblGrid>
       <w:tr>
         <w:tc>
@@ -806,7 +806,7 @@
               <w:rPr>
                 <w:b/>
               </w:rPr>
-              <w:t>2011-11 to 2012-01</w:t>
+              <w:t>November 2011 to January 2012</w:t>
             </w:r>
           </w:p>
         </w:tc>
@@ -841,9 +841,9 @@
         <w:tblLook w:firstColumn="1" w:firstRow="1" w:lastColumn="0" w:lastRow="0" w:noHBand="0" w:noVBand="1" w:val="04A0"/>
       </w:tblPr>
       <w:tblGrid>
-        <w:gridCol w:w="4037"/>
+        <w:gridCol w:w="2739"/>
         <w:gridCol w:w="4203"/>
-        <w:gridCol w:w="1839"/>
+        <w:gridCol w:w="3138"/>
       </w:tblGrid>
       <w:tr>
         <w:tc>
@@ -891,7 +891,7 @@
               <w:rPr>
                 <w:b/>
               </w:rPr>
-              <w:t>2011-04 to 2011-10</w:t>
+              <w:t>April 2011 to October 2011</w:t>
             </w:r>
           </w:p>
         </w:tc>
@@ -944,9 +944,9 @@
         <w:tblLook w:firstColumn="1" w:firstRow="1" w:lastColumn="0" w:lastRow="0" w:noHBand="0" w:noVBand="1" w:val="04A0"/>
       </w:tblPr>
       <w:tblGrid>
-        <w:gridCol w:w="4037"/>
+        <w:gridCol w:w="2739"/>
         <w:gridCol w:w="4203"/>
-        <w:gridCol w:w="1839"/>
+        <w:gridCol w:w="3138"/>
       </w:tblGrid>
       <w:tr>
         <w:tc>
@@ -994,7 +994,7 @@
               <w:rPr>
                 <w:b/>
               </w:rPr>
-              <w:t>2008-02 to 2010-11</w:t>
+              <w:t>February 2008 to November 2010</w:t>
             </w:r>
           </w:p>
         </w:tc>
@@ -1065,9 +1065,9 @@
         <w:tblLook w:firstColumn="1" w:firstRow="1" w:lastColumn="0" w:lastRow="0" w:noHBand="0" w:noVBand="1" w:val="04A0"/>
       </w:tblPr>
       <w:tblGrid>
-        <w:gridCol w:w="4037"/>
+        <w:gridCol w:w="2739"/>
         <w:gridCol w:w="4203"/>
-        <w:gridCol w:w="1839"/>
+        <w:gridCol w:w="3138"/>
       </w:tblGrid>
       <w:tr>
         <w:tc>
@@ -1115,7 +1115,7 @@
               <w:rPr>
                 <w:b/>
               </w:rPr>
-              <w:t>2006-03 to 2008-02</w:t>
+              <w:t>March 2006 to February 2008</w:t>
             </w:r>
           </w:p>
         </w:tc>
@@ -1159,9 +1159,9 @@
         <w:tblLook w:firstColumn="1" w:firstRow="1" w:lastColumn="0" w:lastRow="0" w:noHBand="0" w:noVBand="1" w:val="04A0"/>
       </w:tblPr>
       <w:tblGrid>
-        <w:gridCol w:w="4037"/>
+        <w:gridCol w:w="2739"/>
         <w:gridCol w:w="4203"/>
-        <w:gridCol w:w="1839"/>
+        <w:gridCol w:w="3138"/>
       </w:tblGrid>
       <w:tr>
         <w:tc>
@@ -1209,7 +1209,7 @@
               <w:rPr>
                 <w:b/>
               </w:rPr>
-              <w:t>2005-03 to 2006-08</w:t>
+              <w:t>March 2005 to August 2006</w:t>
             </w:r>
           </w:p>
         </w:tc>

--- a/generated/Dennis Dole Resume (SDET).docx
+++ b/generated/Dennis Dole Resume (SDET).docx
@@ -79,7 +79,7 @@
         <w:t xml:space="preserve">Languages: </w:t>
       </w:r>
       <w:r>
-        <w:t>polyglot, C#, Ruby, Python, Java, PHP, Node.js, Bash, PowerShell, C++, Lisp, Visual Basic, JavaScript</w:t>
+        <w:t>C#, Ruby, Python, Java, PHP, Node.js, Bash, PowerShell, C++, Lisp, Visual Basic, JavaScript</w:t>
       </w:r>
     </w:p>
     <w:p>
@@ -357,9 +357,9 @@
         <w:tblLook w:firstColumn="1" w:firstRow="1" w:lastColumn="0" w:lastRow="0" w:noHBand="0" w:noVBand="1" w:val="04A0"/>
       </w:tblPr>
       <w:tblGrid>
-        <w:gridCol w:w="2739"/>
+        <w:gridCol w:w="4037"/>
         <w:gridCol w:w="4203"/>
-        <w:gridCol w:w="3138"/>
+        <w:gridCol w:w="1839"/>
       </w:tblGrid>
       <w:tr>
         <w:tc>
@@ -407,7 +407,7 @@
               <w:rPr>
                 <w:b/>
               </w:rPr>
-              <w:t>March 2024 to July 2025</w:t>
+              <w:t>2024-03 to 2025-07</w:t>
             </w:r>
           </w:p>
         </w:tc>
@@ -423,7 +423,7 @@
           <w:color w:val="1F3864"/>
           <w:sz w:val="18"/>
         </w:rPr>
-        <w:t>Docusign Connect · Connect Test Listener (webhook) · Ruby Webhook Test Interface · x509 Certificate Management</w:t>
+        <w:t>Docusign Connect, Connect Test Listener (webhook), Ruby Webhook Test Interface, x509 Certificate Management</w:t>
       </w:r>
     </w:p>
     <w:p>
@@ -478,9 +478,9 @@
         <w:tblLook w:firstColumn="1" w:firstRow="1" w:lastColumn="0" w:lastRow="0" w:noHBand="0" w:noVBand="1" w:val="04A0"/>
       </w:tblPr>
       <w:tblGrid>
-        <w:gridCol w:w="2739"/>
+        <w:gridCol w:w="4037"/>
         <w:gridCol w:w="4203"/>
-        <w:gridCol w:w="3138"/>
+        <w:gridCol w:w="1839"/>
       </w:tblGrid>
       <w:tr>
         <w:tc>
@@ -528,7 +528,7 @@
               <w:rPr>
                 <w:b/>
               </w:rPr>
-              <w:t>November 2013 to March 2024</w:t>
+              <w:t>2013-11 to 2024-03</w:t>
             </w:r>
           </w:p>
         </w:tc>
@@ -544,7 +544,7 @@
           <w:color w:val="1F3864"/>
           <w:sz w:val="18"/>
         </w:rPr>
-        <w:t>Docusign Connect · Product Incubation Team · Docusign Print Tool (deprecated)</w:t>
+        <w:t>Docusign Connect, Product Incubation Team, Docusign Print Tool (deprecated)</w:t>
       </w:r>
     </w:p>
     <w:p>
@@ -662,9 +662,9 @@
         <w:tblLook w:firstColumn="1" w:firstRow="1" w:lastColumn="0" w:lastRow="0" w:noHBand="0" w:noVBand="1" w:val="04A0"/>
       </w:tblPr>
       <w:tblGrid>
-        <w:gridCol w:w="2739"/>
+        <w:gridCol w:w="4037"/>
         <w:gridCol w:w="4203"/>
-        <w:gridCol w:w="3138"/>
+        <w:gridCol w:w="1839"/>
       </w:tblGrid>
       <w:tr>
         <w:tc>
@@ -712,7 +712,7 @@
               <w:rPr>
                 <w:b/>
               </w:rPr>
-              <w:t>January 2012 to June 2013</w:t>
+              <w:t>2012-01 to 2013-06</w:t>
             </w:r>
           </w:p>
         </w:tc>
@@ -728,7 +728,7 @@
           <w:color w:val="1F3864"/>
           <w:sz w:val="18"/>
         </w:rPr>
-        <w:t>Team Foundation Server · Microsoft Test Manager · C#</w:t>
+        <w:t>Team Foundation Server, Microsoft Test Manager, C#</w:t>
       </w:r>
     </w:p>
     <w:p>
@@ -756,9 +756,9 @@
         <w:tblLook w:firstColumn="1" w:firstRow="1" w:lastColumn="0" w:lastRow="0" w:noHBand="0" w:noVBand="1" w:val="04A0"/>
       </w:tblPr>
       <w:tblGrid>
-        <w:gridCol w:w="2739"/>
+        <w:gridCol w:w="4037"/>
         <w:gridCol w:w="4203"/>
-        <w:gridCol w:w="3138"/>
+        <w:gridCol w:w="1839"/>
       </w:tblGrid>
       <w:tr>
         <w:tc>
@@ -806,7 +806,7 @@
               <w:rPr>
                 <w:b/>
               </w:rPr>
-              <w:t>November 2011 to January 2012</w:t>
+              <w:t>2011-11 to 2012-01</w:t>
             </w:r>
           </w:p>
         </w:tc>
@@ -822,7 +822,7 @@
           <w:color w:val="1F3864"/>
           <w:sz w:val="18"/>
         </w:rPr>
-        <w:t>Linux · Eclipse · Hudson · Ant · TestNG · Java · Selenium</w:t>
+        <w:t>Linux, Eclipse, Hudson, Ant, TestNG, Java, Selenium</w:t>
       </w:r>
     </w:p>
     <w:p>
@@ -841,9 +841,9 @@
         <w:tblLook w:firstColumn="1" w:firstRow="1" w:lastColumn="0" w:lastRow="0" w:noHBand="0" w:noVBand="1" w:val="04A0"/>
       </w:tblPr>
       <w:tblGrid>
-        <w:gridCol w:w="2739"/>
+        <w:gridCol w:w="4037"/>
         <w:gridCol w:w="4203"/>
-        <w:gridCol w:w="3138"/>
+        <w:gridCol w:w="1839"/>
       </w:tblGrid>
       <w:tr>
         <w:tc>
@@ -891,7 +891,7 @@
               <w:rPr>
                 <w:b/>
               </w:rPr>
-              <w:t>April 2011 to October 2011</w:t>
+              <w:t>2011-04 to 2011-10</w:t>
             </w:r>
           </w:p>
         </w:tc>
@@ -907,7 +907,7 @@
           <w:color w:val="1F3864"/>
           <w:sz w:val="18"/>
         </w:rPr>
-        <w:t>C# · SQL · WTT · Kahuna Automation Framework (KAF) · NUnit · Source Depot · HyperV · Octopus</w:t>
+        <w:t>C#, SQL, WTT, Kahuna Automation Framework (KAF), NUnit, Source Depot, HyperV, Octopus</w:t>
       </w:r>
     </w:p>
     <w:p>
@@ -944,9 +944,9 @@
         <w:tblLook w:firstColumn="1" w:firstRow="1" w:lastColumn="0" w:lastRow="0" w:noHBand="0" w:noVBand="1" w:val="04A0"/>
       </w:tblPr>
       <w:tblGrid>
-        <w:gridCol w:w="2739"/>
+        <w:gridCol w:w="4037"/>
         <w:gridCol w:w="4203"/>
-        <w:gridCol w:w="3138"/>
+        <w:gridCol w:w="1839"/>
       </w:tblGrid>
       <w:tr>
         <w:tc>
@@ -994,7 +994,7 @@
               <w:rPr>
                 <w:b/>
               </w:rPr>
-              <w:t>February 2008 to November 2010</w:t>
+              <w:t>2008-02 to 2010-11</w:t>
             </w:r>
           </w:p>
         </w:tc>
@@ -1010,7 +1010,7 @@
           <w:color w:val="1F3864"/>
           <w:sz w:val="18"/>
         </w:rPr>
-        <w:t>C# · SQL · WTT · Echo · KAF · NUnit · iMacros · REST · XML · HyperV</w:t>
+        <w:t>C#, SQL, WTT, Echo, KAF, NUnit, iMacros, REST, XML, HyperV</w:t>
       </w:r>
     </w:p>
     <w:p>
@@ -1065,9 +1065,9 @@
         <w:tblLook w:firstColumn="1" w:firstRow="1" w:lastColumn="0" w:lastRow="0" w:noHBand="0" w:noVBand="1" w:val="04A0"/>
       </w:tblPr>
       <w:tblGrid>
-        <w:gridCol w:w="2739"/>
+        <w:gridCol w:w="4037"/>
         <w:gridCol w:w="4203"/>
-        <w:gridCol w:w="3138"/>
+        <w:gridCol w:w="1839"/>
       </w:tblGrid>
       <w:tr>
         <w:tc>
@@ -1115,7 +1115,7 @@
               <w:rPr>
                 <w:b/>
               </w:rPr>
-              <w:t>March 2006 to February 2008</w:t>
+              <w:t>2006-03 to 2008-02</w:t>
             </w:r>
           </w:p>
         </w:tc>
@@ -1131,7 +1131,7 @@
           <w:color w:val="1F3864"/>
           <w:sz w:val="18"/>
         </w:rPr>
-        <w:t>Borland JBuilder · Java · Swing · Borland C++ · Oracle SQL · PVCS/Serena</w:t>
+        <w:t>Borland JBuilder, Java, Swing, Borland C++, Oracle SQL, PVCS/Serena</w:t>
       </w:r>
     </w:p>
     <w:p>
@@ -1159,9 +1159,9 @@
         <w:tblLook w:firstColumn="1" w:firstRow="1" w:lastColumn="0" w:lastRow="0" w:noHBand="0" w:noVBand="1" w:val="04A0"/>
       </w:tblPr>
       <w:tblGrid>
-        <w:gridCol w:w="2739"/>
+        <w:gridCol w:w="4037"/>
         <w:gridCol w:w="4203"/>
-        <w:gridCol w:w="3138"/>
+        <w:gridCol w:w="1839"/>
       </w:tblGrid>
       <w:tr>
         <w:tc>
@@ -1209,7 +1209,7 @@
               <w:rPr>
                 <w:b/>
               </w:rPr>
-              <w:t>March 2005 to August 2006</w:t>
+              <w:t>2005-03 to 2006-08</w:t>
             </w:r>
           </w:p>
         </w:tc>
@@ -1225,7 +1225,7 @@
           <w:color w:val="1F3864"/>
           <w:sz w:val="18"/>
         </w:rPr>
-        <w:t>Excel · iMacros · Visual Basic · Team Track</w:t>
+        <w:t>Excel, iMacros, Visual Basic, Team Track</w:t>
       </w:r>
     </w:p>
     <w:p>

--- a/generated/Dennis Dole Resume (SDET).docx
+++ b/generated/Dennis Dole Resume (SDET).docx
@@ -357,9 +357,9 @@
         <w:tblLook w:firstColumn="1" w:firstRow="1" w:lastColumn="0" w:lastRow="0" w:noHBand="0" w:noVBand="1" w:val="04A0"/>
       </w:tblPr>
       <w:tblGrid>
-        <w:gridCol w:w="4037"/>
+        <w:gridCol w:w="3774"/>
         <w:gridCol w:w="4203"/>
-        <w:gridCol w:w="1839"/>
+        <w:gridCol w:w="2103"/>
       </w:tblGrid>
       <w:tr>
         <w:tc>
@@ -407,7 +407,7 @@
               <w:rPr>
                 <w:b/>
               </w:rPr>
-              <w:t>2024-03 to 2025-07</w:t>
+              <w:t>Mar 2024 to Jul 2025</w:t>
             </w:r>
           </w:p>
         </w:tc>
@@ -478,9 +478,9 @@
         <w:tblLook w:firstColumn="1" w:firstRow="1" w:lastColumn="0" w:lastRow="0" w:noHBand="0" w:noVBand="1" w:val="04A0"/>
       </w:tblPr>
       <w:tblGrid>
-        <w:gridCol w:w="4037"/>
+        <w:gridCol w:w="3774"/>
         <w:gridCol w:w="4203"/>
-        <w:gridCol w:w="1839"/>
+        <w:gridCol w:w="2103"/>
       </w:tblGrid>
       <w:tr>
         <w:tc>
@@ -528,7 +528,7 @@
               <w:rPr>
                 <w:b/>
               </w:rPr>
-              <w:t>2013-11 to 2024-03</w:t>
+              <w:t>Nov 2013 to Mar 2024</w:t>
             </w:r>
           </w:p>
         </w:tc>
@@ -662,9 +662,9 @@
         <w:tblLook w:firstColumn="1" w:firstRow="1" w:lastColumn="0" w:lastRow="0" w:noHBand="0" w:noVBand="1" w:val="04A0"/>
       </w:tblPr>
       <w:tblGrid>
-        <w:gridCol w:w="4037"/>
+        <w:gridCol w:w="3774"/>
         <w:gridCol w:w="4203"/>
-        <w:gridCol w:w="1839"/>
+        <w:gridCol w:w="2103"/>
       </w:tblGrid>
       <w:tr>
         <w:tc>
@@ -712,7 +712,7 @@
               <w:rPr>
                 <w:b/>
               </w:rPr>
-              <w:t>2012-01 to 2013-06</w:t>
+              <w:t>Jan 2012 to Jun 2013</w:t>
             </w:r>
           </w:p>
         </w:tc>
@@ -756,9 +756,9 @@
         <w:tblLook w:firstColumn="1" w:firstRow="1" w:lastColumn="0" w:lastRow="0" w:noHBand="0" w:noVBand="1" w:val="04A0"/>
       </w:tblPr>
       <w:tblGrid>
-        <w:gridCol w:w="4037"/>
+        <w:gridCol w:w="3774"/>
         <w:gridCol w:w="4203"/>
-        <w:gridCol w:w="1839"/>
+        <w:gridCol w:w="2103"/>
       </w:tblGrid>
       <w:tr>
         <w:tc>
@@ -806,7 +806,7 @@
               <w:rPr>
                 <w:b/>
               </w:rPr>
-              <w:t>2011-11 to 2012-01</w:t>
+              <w:t>Nov 2011 to Jan 2012</w:t>
             </w:r>
           </w:p>
         </w:tc>
@@ -841,9 +841,9 @@
         <w:tblLook w:firstColumn="1" w:firstRow="1" w:lastColumn="0" w:lastRow="0" w:noHBand="0" w:noVBand="1" w:val="04A0"/>
       </w:tblPr>
       <w:tblGrid>
-        <w:gridCol w:w="4037"/>
+        <w:gridCol w:w="3774"/>
         <w:gridCol w:w="4203"/>
-        <w:gridCol w:w="1839"/>
+        <w:gridCol w:w="2103"/>
       </w:tblGrid>
       <w:tr>
         <w:tc>
@@ -891,7 +891,7 @@
               <w:rPr>
                 <w:b/>
               </w:rPr>
-              <w:t>2011-04 to 2011-10</w:t>
+              <w:t>Apr 2011 to Oct 2011</w:t>
             </w:r>
           </w:p>
         </w:tc>
@@ -944,9 +944,9 @@
         <w:tblLook w:firstColumn="1" w:firstRow="1" w:lastColumn="0" w:lastRow="0" w:noHBand="0" w:noVBand="1" w:val="04A0"/>
       </w:tblPr>
       <w:tblGrid>
-        <w:gridCol w:w="4037"/>
+        <w:gridCol w:w="3774"/>
         <w:gridCol w:w="4203"/>
-        <w:gridCol w:w="1839"/>
+        <w:gridCol w:w="2103"/>
       </w:tblGrid>
       <w:tr>
         <w:tc>
@@ -994,7 +994,7 @@
               <w:rPr>
                 <w:b/>
               </w:rPr>
-              <w:t>2008-02 to 2010-11</w:t>
+              <w:t>Feb 2008 to Nov 2010</w:t>
             </w:r>
           </w:p>
         </w:tc>
@@ -1065,9 +1065,9 @@
         <w:tblLook w:firstColumn="1" w:firstRow="1" w:lastColumn="0" w:lastRow="0" w:noHBand="0" w:noVBand="1" w:val="04A0"/>
       </w:tblPr>
       <w:tblGrid>
-        <w:gridCol w:w="4037"/>
+        <w:gridCol w:w="3774"/>
         <w:gridCol w:w="4203"/>
-        <w:gridCol w:w="1839"/>
+        <w:gridCol w:w="2103"/>
       </w:tblGrid>
       <w:tr>
         <w:tc>
@@ -1115,7 +1115,7 @@
               <w:rPr>
                 <w:b/>
               </w:rPr>
-              <w:t>2006-03 to 2008-02</w:t>
+              <w:t>Mar 2006 to Feb 2008</w:t>
             </w:r>
           </w:p>
         </w:tc>
@@ -1159,9 +1159,9 @@
         <w:tblLook w:firstColumn="1" w:firstRow="1" w:lastColumn="0" w:lastRow="0" w:noHBand="0" w:noVBand="1" w:val="04A0"/>
       </w:tblPr>
       <w:tblGrid>
-        <w:gridCol w:w="4037"/>
+        <w:gridCol w:w="3774"/>
         <w:gridCol w:w="4203"/>
-        <w:gridCol w:w="1839"/>
+        <w:gridCol w:w="2103"/>
       </w:tblGrid>
       <w:tr>
         <w:tc>
@@ -1209,7 +1209,7 @@
               <w:rPr>
                 <w:b/>
               </w:rPr>
-              <w:t>2005-03 to 2006-08</w:t>
+              <w:t>Mar 2005 to Aug 2006</w:t>
             </w:r>
           </w:p>
         </w:tc>

--- a/generated/Dennis Dole Resume (SDET).docx
+++ b/generated/Dennis Dole Resume (SDET).docx
@@ -357,9 +357,9 @@
         <w:tblLook w:firstColumn="1" w:firstRow="1" w:lastColumn="0" w:lastRow="0" w:noHBand="0" w:noVBand="1" w:val="04A0"/>
       </w:tblPr>
       <w:tblGrid>
-        <w:gridCol w:w="3774"/>
+        <w:gridCol w:w="4037"/>
         <w:gridCol w:w="4203"/>
-        <w:gridCol w:w="2103"/>
+        <w:gridCol w:w="1839"/>
       </w:tblGrid>
       <w:tr>
         <w:tc>
@@ -407,7 +407,7 @@
               <w:rPr>
                 <w:b/>
               </w:rPr>
-              <w:t>Mar 2024 to Jul 2025</w:t>
+              <w:t>2024-03 to 2025-07</w:t>
             </w:r>
           </w:p>
         </w:tc>
@@ -423,7 +423,7 @@
           <w:color w:val="1F3864"/>
           <w:sz w:val="18"/>
         </w:rPr>
-        <w:t>Docusign Connect, Connect Test Listener (webhook), Ruby Webhook Test Interface, x509 Certificate Management</w:t>
+        <w:t>Docusign Connect · Connect Test Listener (webhook) · Ruby Webhook Test Interface · x509 Certificate Management</w:t>
       </w:r>
     </w:p>
     <w:p>
@@ -478,9 +478,9 @@
         <w:tblLook w:firstColumn="1" w:firstRow="1" w:lastColumn="0" w:lastRow="0" w:noHBand="0" w:noVBand="1" w:val="04A0"/>
       </w:tblPr>
       <w:tblGrid>
-        <w:gridCol w:w="3774"/>
+        <w:gridCol w:w="4037"/>
         <w:gridCol w:w="4203"/>
-        <w:gridCol w:w="2103"/>
+        <w:gridCol w:w="1839"/>
       </w:tblGrid>
       <w:tr>
         <w:tc>
@@ -528,7 +528,7 @@
               <w:rPr>
                 <w:b/>
               </w:rPr>
-              <w:t>Nov 2013 to Mar 2024</w:t>
+              <w:t>2013-11 to 2024-03</w:t>
             </w:r>
           </w:p>
         </w:tc>
@@ -544,7 +544,7 @@
           <w:color w:val="1F3864"/>
           <w:sz w:val="18"/>
         </w:rPr>
-        <w:t>Docusign Connect, Product Incubation Team, Docusign Print Tool (deprecated)</w:t>
+        <w:t>Docusign Connect · Product Incubation Team · Docusign Print Tool (deprecated)</w:t>
       </w:r>
     </w:p>
     <w:p>
@@ -662,9 +662,9 @@
         <w:tblLook w:firstColumn="1" w:firstRow="1" w:lastColumn="0" w:lastRow="0" w:noHBand="0" w:noVBand="1" w:val="04A0"/>
       </w:tblPr>
       <w:tblGrid>
-        <w:gridCol w:w="3774"/>
+        <w:gridCol w:w="4037"/>
         <w:gridCol w:w="4203"/>
-        <w:gridCol w:w="2103"/>
+        <w:gridCol w:w="1839"/>
       </w:tblGrid>
       <w:tr>
         <w:tc>
@@ -712,7 +712,7 @@
               <w:rPr>
                 <w:b/>
               </w:rPr>
-              <w:t>Jan 2012 to Jun 2013</w:t>
+              <w:t>2012-01 to 2013-06</w:t>
             </w:r>
           </w:p>
         </w:tc>
@@ -728,7 +728,7 @@
           <w:color w:val="1F3864"/>
           <w:sz w:val="18"/>
         </w:rPr>
-        <w:t>Team Foundation Server, Microsoft Test Manager, C#</w:t>
+        <w:t>Team Foundation Server · Microsoft Test Manager · C#</w:t>
       </w:r>
     </w:p>
     <w:p>
@@ -756,9 +756,9 @@
         <w:tblLook w:firstColumn="1" w:firstRow="1" w:lastColumn="0" w:lastRow="0" w:noHBand="0" w:noVBand="1" w:val="04A0"/>
       </w:tblPr>
       <w:tblGrid>
-        <w:gridCol w:w="3774"/>
+        <w:gridCol w:w="4037"/>
         <w:gridCol w:w="4203"/>
-        <w:gridCol w:w="2103"/>
+        <w:gridCol w:w="1839"/>
       </w:tblGrid>
       <w:tr>
         <w:tc>
@@ -806,7 +806,7 @@
               <w:rPr>
                 <w:b/>
               </w:rPr>
-              <w:t>Nov 2011 to Jan 2012</w:t>
+              <w:t>2011-11 to 2012-01</w:t>
             </w:r>
           </w:p>
         </w:tc>
@@ -822,7 +822,7 @@
           <w:color w:val="1F3864"/>
           <w:sz w:val="18"/>
         </w:rPr>
-        <w:t>Linux, Eclipse, Hudson, Ant, TestNG, Java, Selenium</w:t>
+        <w:t>Linux · Eclipse · Hudson · Ant · TestNG · Java · Selenium</w:t>
       </w:r>
     </w:p>
     <w:p>
@@ -841,9 +841,9 @@
         <w:tblLook w:firstColumn="1" w:firstRow="1" w:lastColumn="0" w:lastRow="0" w:noHBand="0" w:noVBand="1" w:val="04A0"/>
       </w:tblPr>
       <w:tblGrid>
-        <w:gridCol w:w="3774"/>
+        <w:gridCol w:w="4037"/>
         <w:gridCol w:w="4203"/>
-        <w:gridCol w:w="2103"/>
+        <w:gridCol w:w="1839"/>
       </w:tblGrid>
       <w:tr>
         <w:tc>
@@ -891,7 +891,7 @@
               <w:rPr>
                 <w:b/>
               </w:rPr>
-              <w:t>Apr 2011 to Oct 2011</w:t>
+              <w:t>2011-04 to 2011-10</w:t>
             </w:r>
           </w:p>
         </w:tc>
@@ -907,7 +907,7 @@
           <w:color w:val="1F3864"/>
           <w:sz w:val="18"/>
         </w:rPr>
-        <w:t>C#, SQL, WTT, Kahuna Automation Framework (KAF), NUnit, Source Depot, HyperV, Octopus</w:t>
+        <w:t>C# · SQL · WTT · Kahuna Automation Framework (KAF) · NUnit · Source Depot · HyperV · Octopus</w:t>
       </w:r>
     </w:p>
     <w:p>
@@ -944,9 +944,9 @@
         <w:tblLook w:firstColumn="1" w:firstRow="1" w:lastColumn="0" w:lastRow="0" w:noHBand="0" w:noVBand="1" w:val="04A0"/>
       </w:tblPr>
       <w:tblGrid>
-        <w:gridCol w:w="3774"/>
+        <w:gridCol w:w="4037"/>
         <w:gridCol w:w="4203"/>
-        <w:gridCol w:w="2103"/>
+        <w:gridCol w:w="1839"/>
       </w:tblGrid>
       <w:tr>
         <w:tc>
@@ -994,7 +994,7 @@
               <w:rPr>
                 <w:b/>
               </w:rPr>
-              <w:t>Feb 2008 to Nov 2010</w:t>
+              <w:t>2008-02 to 2010-11</w:t>
             </w:r>
           </w:p>
         </w:tc>
@@ -1010,7 +1010,7 @@
           <w:color w:val="1F3864"/>
           <w:sz w:val="18"/>
         </w:rPr>
-        <w:t>C#, SQL, WTT, Echo, KAF, NUnit, iMacros, REST, XML, HyperV</w:t>
+        <w:t>C# · SQL · WTT · Echo · KAF · NUnit · iMacros · REST · XML · HyperV</w:t>
       </w:r>
     </w:p>
     <w:p>
@@ -1065,9 +1065,9 @@
         <w:tblLook w:firstColumn="1" w:firstRow="1" w:lastColumn="0" w:lastRow="0" w:noHBand="0" w:noVBand="1" w:val="04A0"/>
       </w:tblPr>
       <w:tblGrid>
-        <w:gridCol w:w="3774"/>
+        <w:gridCol w:w="4037"/>
         <w:gridCol w:w="4203"/>
-        <w:gridCol w:w="2103"/>
+        <w:gridCol w:w="1839"/>
       </w:tblGrid>
       <w:tr>
         <w:tc>
@@ -1115,7 +1115,7 @@
               <w:rPr>
                 <w:b/>
               </w:rPr>
-              <w:t>Mar 2006 to Feb 2008</w:t>
+              <w:t>2006-03 to 2008-02</w:t>
             </w:r>
           </w:p>
         </w:tc>
@@ -1131,7 +1131,7 @@
           <w:color w:val="1F3864"/>
           <w:sz w:val="18"/>
         </w:rPr>
-        <w:t>Borland JBuilder, Java, Swing, Borland C++, Oracle SQL, PVCS/Serena</w:t>
+        <w:t>Borland JBuilder · Java · Swing · Borland C++ · Oracle SQL · PVCS/Serena</w:t>
       </w:r>
     </w:p>
     <w:p>
@@ -1159,9 +1159,9 @@
         <w:tblLook w:firstColumn="1" w:firstRow="1" w:lastColumn="0" w:lastRow="0" w:noHBand="0" w:noVBand="1" w:val="04A0"/>
       </w:tblPr>
       <w:tblGrid>
-        <w:gridCol w:w="3774"/>
+        <w:gridCol w:w="4037"/>
         <w:gridCol w:w="4203"/>
-        <w:gridCol w:w="2103"/>
+        <w:gridCol w:w="1839"/>
       </w:tblGrid>
       <w:tr>
         <w:tc>
@@ -1209,7 +1209,7 @@
               <w:rPr>
                 <w:b/>
               </w:rPr>
-              <w:t>Mar 2005 to Aug 2006</w:t>
+              <w:t>2005-03 to 2006-08</w:t>
             </w:r>
           </w:p>
         </w:tc>
@@ -1225,7 +1225,7 @@
           <w:color w:val="1F3864"/>
           <w:sz w:val="18"/>
         </w:rPr>
-        <w:t>Excel, iMacros, Visual Basic, Team Track</w:t>
+        <w:t>Excel · iMacros · Visual Basic · Team Track</w:t>
       </w:r>
     </w:p>
     <w:p>

--- a/generated/Dennis Dole Resume (SDET).docx
+++ b/generated/Dennis Dole Resume (SDET).docx
@@ -49,7 +49,7 @@
         <w:spacing w:after="160" w:before="0"/>
       </w:pPr>
       <w:r>
-        <w:t>Software Development Engineer in Test with years of valuable experience at Docusign, Microsoft, and Amazon, specializing in designing automated test frameworks, building internal test tooling, and debugging complex product issues across distributed systems and webhook integrations. Skilled at driving test coverage, root-causing defects, and partnering with developers and product managers throughout the SDLC. Proven track record mentoring new engineers and leading testing initiatives from planning through release.</w:t>
+        <w:t>Software Development Engineer in Test with years of valuable experience at Docusign, Microsoft, and Amazon, specializing in designing automated test frameworks, building internal test tooling, and debugging complex product issues across distributed systems and webhook integrations. Skilled at driving test coverage, root-cauting defects, and partnering with developers and product managers throughout the SDLC. Proven track record mentoring new engineers and leading testing initiatives from planning through release.</w:t>
       </w:r>
     </w:p>
     <w:p>
@@ -423,7 +423,7 @@
           <w:color w:val="1F3864"/>
           <w:sz w:val="18"/>
         </w:rPr>
-        <w:t>Docusign Connect, Connect Test Listener (webhook), Ruby Webhook Test Interface, x509 Certificate Management</w:t>
+        <w:t>Docusign Connect · Connect Test Listener (webhook) · Ruby Webhook Test Interface · x509 Certificate Management</w:t>
       </w:r>
     </w:p>
     <w:p>
@@ -495,7 +495,7 @@
               <w:rPr>
                 <w:b/>
               </w:rPr>
-              <w:t>Software Design Engineer in Test (SDET)</w:t>
+              <w:t>Software Design Engineer in Test</w:t>
             </w:r>
           </w:p>
         </w:tc>
@@ -544,7 +544,7 @@
           <w:color w:val="1F3864"/>
           <w:sz w:val="18"/>
         </w:rPr>
-        <w:t>Docusign Connect, Product Incubation Team, Docusign Print Tool (deprecated)</w:t>
+        <w:t>Docusign Connect · Product Incubation Team · Docusign Print Tool (deprecated)</w:t>
       </w:r>
     </w:p>
     <w:p>
@@ -728,7 +728,7 @@
           <w:color w:val="1F3864"/>
           <w:sz w:val="18"/>
         </w:rPr>
-        <w:t>Team Foundation Server, Microsoft Test Manager, C#</w:t>
+        <w:t>Team Foundation Server · Microsoft Test Manager · C#</w:t>
       </w:r>
     </w:p>
     <w:p>
@@ -822,7 +822,7 @@
           <w:color w:val="1F3864"/>
           <w:sz w:val="18"/>
         </w:rPr>
-        <w:t>Linux, Eclipse, Hudson, Ant, TestNG, Java, Selenium</w:t>
+        <w:t>Linux · Eclipse · Hudson · Ant · TestNG · Java · Selenium</w:t>
       </w:r>
     </w:p>
     <w:p>
@@ -907,7 +907,7 @@
           <w:color w:val="1F3864"/>
           <w:sz w:val="18"/>
         </w:rPr>
-        <w:t>C#, SQL, WTT, Kahuna Automation Framework (KAF), NUnit, Source Depot, HyperV, Octopus</w:t>
+        <w:t>C# · SQL · WTT · Kahuna Automation Framework (KAF) · NUnit · Source Depot · HyperV · Octopus</w:t>
       </w:r>
     </w:p>
     <w:p>
@@ -1010,7 +1010,7 @@
           <w:color w:val="1F3864"/>
           <w:sz w:val="18"/>
         </w:rPr>
-        <w:t>C#, SQL, WTT, Echo, KAF, NUnit, iMacros, REST, XML, HyperV</w:t>
+        <w:t>C# · SQL · WTT · Echo · KAF · NUnit · iMacros · REST · XML · HyperV</w:t>
       </w:r>
     </w:p>
     <w:p>
@@ -1131,7 +1131,7 @@
           <w:color w:val="1F3864"/>
           <w:sz w:val="18"/>
         </w:rPr>
-        <w:t>Borland JBuilder, Java, Swing, Borland C++, Oracle SQL, PVCS/Serena</w:t>
+        <w:t>Borland JBuilder · Java · Swing · Borland C++ · Oracle SQL · PVCS/Serena</w:t>
       </w:r>
     </w:p>
     <w:p>
@@ -1225,7 +1225,7 @@
           <w:color w:val="1F3864"/>
           <w:sz w:val="18"/>
         </w:rPr>
-        <w:t>Excel, iMacros, Visual Basic, Team Track</w:t>
+        <w:t>Excel · iMacros · Visual Basic · Team Track</w:t>
       </w:r>
     </w:p>
     <w:p>

--- a/generated/Dennis Dole Resume (SDET).docx
+++ b/generated/Dennis Dole Resume (SDET).docx
@@ -49,7 +49,7 @@
         <w:spacing w:after="160" w:before="0"/>
       </w:pPr>
       <w:r>
-        <w:t>Software Development Engineer in Test with years of valuable experience at Docusign, Microsoft, and Amazon, specializing in designing automated test frameworks, building internal test tooling, and debugging complex product issues across distributed systems and webhook integrations. Skilled at driving test coverage, root-cauting defects, and partnering with developers and product managers throughout the SDLC. Proven track record mentoring new engineers and leading testing initiatives from planning through release.</w:t>
+        <w:t>Software Development Engineer in Test with years of valuable experience at Docusign, Microsoft, and Amazon, specializing in designing automated test frameworks, building internal test tooling, and debugging complex product issues across distributed systems and webhook integrations. Skilled at driving test coverage, root-causing defects, and partnering with developers and product managers throughout the SDLC. Proven track record mentoring new engineers and leading testing initiatives from planning through release.</w:t>
       </w:r>
     </w:p>
     <w:p>
@@ -357,9 +357,9 @@
         <w:tblLook w:firstColumn="1" w:firstRow="1" w:lastColumn="0" w:lastRow="0" w:noHBand="0" w:noVBand="1" w:val="04A0"/>
       </w:tblPr>
       <w:tblGrid>
-        <w:gridCol w:w="3774"/>
+        <w:gridCol w:w="4037"/>
         <w:gridCol w:w="4203"/>
-        <w:gridCol w:w="2103"/>
+        <w:gridCol w:w="1839"/>
       </w:tblGrid>
       <w:tr>
         <w:tc>
@@ -407,7 +407,7 @@
               <w:rPr>
                 <w:b/>
               </w:rPr>
-              <w:t>Mar 2024 to Jul 2025</w:t>
+              <w:t>2024-03 to 2025-07</w:t>
             </w:r>
           </w:p>
         </w:tc>
@@ -478,9 +478,9 @@
         <w:tblLook w:firstColumn="1" w:firstRow="1" w:lastColumn="0" w:lastRow="0" w:noHBand="0" w:noVBand="1" w:val="04A0"/>
       </w:tblPr>
       <w:tblGrid>
-        <w:gridCol w:w="3774"/>
+        <w:gridCol w:w="4037"/>
         <w:gridCol w:w="4203"/>
-        <w:gridCol w:w="2103"/>
+        <w:gridCol w:w="1839"/>
       </w:tblGrid>
       <w:tr>
         <w:tc>
@@ -495,7 +495,7 @@
               <w:rPr>
                 <w:b/>
               </w:rPr>
-              <w:t>Software Design Engineer in Test</w:t>
+              <w:t>Software Design Engineer in Test (SDET)</w:t>
             </w:r>
           </w:p>
         </w:tc>
@@ -528,7 +528,7 @@
               <w:rPr>
                 <w:b/>
               </w:rPr>
-              <w:t>Nov 2013 to Mar 2024</w:t>
+              <w:t>2013-11 to 2024-03</w:t>
             </w:r>
           </w:p>
         </w:tc>
@@ -662,9 +662,9 @@
         <w:tblLook w:firstColumn="1" w:firstRow="1" w:lastColumn="0" w:lastRow="0" w:noHBand="0" w:noVBand="1" w:val="04A0"/>
       </w:tblPr>
       <w:tblGrid>
-        <w:gridCol w:w="3774"/>
+        <w:gridCol w:w="4037"/>
         <w:gridCol w:w="4203"/>
-        <w:gridCol w:w="2103"/>
+        <w:gridCol w:w="1839"/>
       </w:tblGrid>
       <w:tr>
         <w:tc>
@@ -712,7 +712,7 @@
               <w:rPr>
                 <w:b/>
               </w:rPr>
-              <w:t>Jan 2012 to Jun 2013</w:t>
+              <w:t>2012-01 to 2013-06</w:t>
             </w:r>
           </w:p>
         </w:tc>
@@ -756,9 +756,9 @@
         <w:tblLook w:firstColumn="1" w:firstRow="1" w:lastColumn="0" w:lastRow="0" w:noHBand="0" w:noVBand="1" w:val="04A0"/>
       </w:tblPr>
       <w:tblGrid>
-        <w:gridCol w:w="3774"/>
+        <w:gridCol w:w="4037"/>
         <w:gridCol w:w="4203"/>
-        <w:gridCol w:w="2103"/>
+        <w:gridCol w:w="1839"/>
       </w:tblGrid>
       <w:tr>
         <w:tc>
@@ -806,7 +806,7 @@
               <w:rPr>
                 <w:b/>
               </w:rPr>
-              <w:t>Nov 2011 to Jan 2012</w:t>
+              <w:t>2011-11 to 2012-01</w:t>
             </w:r>
           </w:p>
         </w:tc>
@@ -841,9 +841,9 @@
         <w:tblLook w:firstColumn="1" w:firstRow="1" w:lastColumn="0" w:lastRow="0" w:noHBand="0" w:noVBand="1" w:val="04A0"/>
       </w:tblPr>
       <w:tblGrid>
-        <w:gridCol w:w="3774"/>
+        <w:gridCol w:w="4037"/>
         <w:gridCol w:w="4203"/>
-        <w:gridCol w:w="2103"/>
+        <w:gridCol w:w="1839"/>
       </w:tblGrid>
       <w:tr>
         <w:tc>
@@ -891,7 +891,7 @@
               <w:rPr>
                 <w:b/>
               </w:rPr>
-              <w:t>Apr 2011 to Oct 2011</w:t>
+              <w:t>2011-04 to 2011-10</w:t>
             </w:r>
           </w:p>
         </w:tc>
@@ -944,9 +944,9 @@
         <w:tblLook w:firstColumn="1" w:firstRow="1" w:lastColumn="0" w:lastRow="0" w:noHBand="0" w:noVBand="1" w:val="04A0"/>
       </w:tblPr>
       <w:tblGrid>
-        <w:gridCol w:w="3774"/>
+        <w:gridCol w:w="4037"/>
         <w:gridCol w:w="4203"/>
-        <w:gridCol w:w="2103"/>
+        <w:gridCol w:w="1839"/>
       </w:tblGrid>
       <w:tr>
         <w:tc>
@@ -994,7 +994,7 @@
               <w:rPr>
                 <w:b/>
               </w:rPr>
-              <w:t>Feb 2008 to Nov 2010</w:t>
+              <w:t>2008-02 to 2010-11</w:t>
             </w:r>
           </w:p>
         </w:tc>
@@ -1065,9 +1065,9 @@
         <w:tblLook w:firstColumn="1" w:firstRow="1" w:lastColumn="0" w:lastRow="0" w:noHBand="0" w:noVBand="1" w:val="04A0"/>
       </w:tblPr>
       <w:tblGrid>
-        <w:gridCol w:w="3774"/>
+        <w:gridCol w:w="4037"/>
         <w:gridCol w:w="4203"/>
-        <w:gridCol w:w="2103"/>
+        <w:gridCol w:w="1839"/>
       </w:tblGrid>
       <w:tr>
         <w:tc>
@@ -1115,7 +1115,7 @@
               <w:rPr>
                 <w:b/>
               </w:rPr>
-              <w:t>Mar 2006 to Feb 2008</w:t>
+              <w:t>2006-03 to 2008-02</w:t>
             </w:r>
           </w:p>
         </w:tc>
@@ -1159,9 +1159,9 @@
         <w:tblLook w:firstColumn="1" w:firstRow="1" w:lastColumn="0" w:lastRow="0" w:noHBand="0" w:noVBand="1" w:val="04A0"/>
       </w:tblPr>
       <w:tblGrid>
-        <w:gridCol w:w="3774"/>
+        <w:gridCol w:w="4037"/>
         <w:gridCol w:w="4203"/>
-        <w:gridCol w:w="2103"/>
+        <w:gridCol w:w="1839"/>
       </w:tblGrid>
       <w:tr>
         <w:tc>
@@ -1209,7 +1209,7 @@
               <w:rPr>
                 <w:b/>
               </w:rPr>
-              <w:t>Mar 2005 to Aug 2006</w:t>
+              <w:t>2005-03 to 2006-08</w:t>
             </w:r>
           </w:p>
         </w:tc>
